--- a/en/scientists/CV/Word/Asgerova_Sevinj_CV_EN.docx
+++ b/en/scientists/CV/Word/Asgerova_Sevinj_CV_EN.docx
@@ -439,7 +439,7 @@
           <w:sz w:val="21"/>
           <w:szCs w:val="21"/>
         </w:rPr>
-        <w:t>Sevinj Asgerova is a professor and chief researcher at the N. I. Pirogov Russian National Research Medical University in Moscow. The CV gives her specialty as physician and ophthalmologist-surgeon. She defended a doctoral dissertation in 2005 at the S. N. Fyodorov Eye Microsurgery complex in Moscow. The CV states that she is the author of 18 invention patents, 15 rationalization proposals, and more than 140 scientific articles and abstracts, without listing them. It also names gold medals of Hippocrates and V. I. Vernadsky and the title Honored Worker of Science and Education.</w:t>
+        <w:t>Sevinj Asgerova is a professor and chief researcher at the N. I. Pirogov Russian National Research Medical University in Moscow. Specialty: physician and ophthalmologist-surgeon. She defended a doctoral dissertation in 2005 at the S. N. Fyodorov Eye Microsurgery complex in Moscow. Authored 18 invention patents, 15 rationalization proposals, and more than 140 scientific articles and abstracts. Awards include gold medals of Hippocrates and V. I. Vernadsky and the title Honored Worker of Science and Education.</w:t>
       </w:r>
     </w:p>
     <w:p>
@@ -1243,7 +1243,7 @@
                 <w:sz w:val="21"/>
                 <w:szCs w:val="21"/>
               </w:rPr>
-              <w:t>CV</w:t>
+              <w:t>Self-reported</w:t>
             </w:r>
           </w:p>
         </w:tc>
@@ -1347,7 +1347,7 @@
                 <w:sz w:val="21"/>
                 <w:szCs w:val="21"/>
               </w:rPr>
-              <w:t>CV</w:t>
+              <w:t>Self-reported</w:t>
             </w:r>
           </w:p>
         </w:tc>
@@ -1451,7 +1451,7 @@
                 <w:sz w:val="21"/>
                 <w:szCs w:val="21"/>
               </w:rPr>
-              <w:t>CV</w:t>
+              <w:t>Self-reported</w:t>
             </w:r>
           </w:p>
         </w:tc>
